--- a/docs/huong-dan-doi-buoi-hoc-vien.docx
+++ b/docs/huong-dan-doi-buoi-hoc-vien.docx
@@ -651,6 +651,232 @@
       </w:r>
       <w:r>
         <w:t xml:space="preserve"> muốn hủy thì nhắn người hỗ trợ cụm (chỉ hủy được khi cả hai buổi chưa bắt đầu).</w:t>
+      </w:r>
+    </w:p>
+    <w:p>
+      <w:pPr>
+        <w:pStyle w:val="Heading2"/>
+        <w:jc w:val="left"/>
+      </w:pPr>
+      <w:r>
+        <w:t xml:space="preserve">Đổi lại buổi đã duyệt</w:t>
+      </w:r>
+    </w:p>
+    <w:p>
+      <w:r>
+        <w:t xml:space="preserve">Lỡ chọn sai hoặc lịch thay đổi sau khi đề nghị đã được duyệt:</w:t>
+      </w:r>
+    </w:p>
+    <w:p>
+      <w:pPr>
+        <w:pStyle w:val="ListParagraph"/>
+        <w:numPr>
+          <w:ilvl w:val="0"/>
+          <w:numId w:val="4"/>
+        </w:numPr>
+      </w:pPr>
+      <w:r>
+        <w:t xml:space="preserve">Ở mục </w:t>
+      </w:r>
+      <w:r>
+        <w:rPr>
+          <w:b/>
+          <w:bCs/>
+        </w:rPr>
+        <w:t xml:space="preserve">Đề nghị đã xử lý</w:t>
+      </w:r>
+      <w:r>
+        <w:t xml:space="preserve">, đề nghị </w:t>
+      </w:r>
+      <w:r>
+        <w:rPr>
+          <w:b/>
+          <w:bCs/>
+        </w:rPr>
+        <w:t xml:space="preserve">Đã duyệt</w:t>
+      </w:r>
+      <w:r>
+        <w:t xml:space="preserve"> có nút </w:t>
+      </w:r>
+      <w:r>
+        <w:rPr>
+          <w:b/>
+          <w:bCs/>
+        </w:rPr>
+        <w:t xml:space="preserve">Đổi lại</w:t>
+      </w:r>
+      <w:r>
+        <w:t xml:space="preserve"> (chỉ hiện khi buổi gốc và buổi đang học đều</w:t>
+      </w:r>
+    </w:p>
+    <w:p>
+      <w:pPr>
+        <w:ind w:left="720"/>
+      </w:pPr>
+      <w:r>
+        <w:t xml:space="preserve">chưa bắt đầu, và chưa có đề nghị đổi lại nào đang chờ).</w:t>
+      </w:r>
+    </w:p>
+    <w:p>
+      <w:pPr>
+        <w:pStyle w:val="ListParagraph"/>
+        <w:numPr>
+          <w:ilvl w:val="0"/>
+          <w:numId w:val="4"/>
+        </w:numPr>
+      </w:pPr>
+      <w:r>
+        <w:t xml:space="preserve">Bấm </w:t>
+      </w:r>
+      <w:r>
+        <w:rPr>
+          <w:b/>
+          <w:bCs/>
+        </w:rPr>
+        <w:t xml:space="preserve">Đổi lại</w:t>
+      </w:r>
+      <w:r>
+        <w:t xml:space="preserve"> → form </w:t>
+      </w:r>
+      <w:r>
+        <w:rPr>
+          <w:b/>
+          <w:bCs/>
+        </w:rPr>
+        <w:t xml:space="preserve">Đổi lại buổi đã duyệt</w:t>
+      </w:r>
+      <w:r>
+        <w:t xml:space="preserve"> đã chọn sẵn buổi gốc. Chọn buổi mới (buổi đang học không có</w:t>
+      </w:r>
+    </w:p>
+    <w:p>
+      <w:pPr>
+        <w:ind w:left="720"/>
+      </w:pPr>
+      <w:r>
+        <w:t xml:space="preserve">trong danh sách), ghi lý do, bấm </w:t>
+      </w:r>
+      <w:r>
+        <w:rPr>
+          <w:b/>
+          <w:bCs/>
+        </w:rPr>
+        <w:t xml:space="preserve">Gửi đề nghị</w:t>
+      </w:r>
+      <w:r>
+        <w:t xml:space="preserve">.</w:t>
+      </w:r>
+    </w:p>
+    <w:p>
+      <w:pPr>
+        <w:pStyle w:val="ListParagraph"/>
+        <w:numPr>
+          <w:ilvl w:val="0"/>
+          <w:numId w:val="4"/>
+        </w:numPr>
+      </w:pPr>
+      <w:r>
+        <w:rPr>
+          <w:b/>
+          <w:bCs/>
+        </w:rPr>
+        <w:t xml:space="preserve">Buổi đã duyệt vẫn giữ</w:t>
+      </w:r>
+      <w:r>
+        <w:t xml:space="preserve"> cho tới khi đề nghị đổi lại được duyệt. </w:t>
+      </w:r>
+      <w:r>
+        <w:rPr>
+          <w:b/>
+          <w:bCs/>
+        </w:rPr>
+        <w:t xml:space="preserve">Không tốn thêm lượt.</w:t>
+      </w:r>
+    </w:p>
+    <w:p>
+      <w:pPr>
+        <w:pStyle w:val="ListParagraph"/>
+        <w:numPr>
+          <w:ilvl w:val="1"/>
+          <w:numId w:val="2"/>
+        </w:numPr>
+      </w:pPr>
+      <w:r>
+        <w:t xml:space="preserve">Được duyệt → học buổi mới; đề nghị cũ chuyển sang </w:t>
+      </w:r>
+      <w:r>
+        <w:rPr>
+          <w:i/>
+          <w:iCs/>
+        </w:rPr>
+        <w:t xml:space="preserve">Đã hủy</w:t>
+      </w:r>
+      <w:r>
+        <w:t xml:space="preserve"> với ghi chú </w:t>
+      </w:r>
+      <w:r>
+        <w:rPr>
+          <w:i/>
+          <w:iCs/>
+        </w:rPr>
+        <w:t xml:space="preserve">Đã thay bằng đề nghị đổi lại</w:t>
+      </w:r>
+      <w:r>
+        <w:t xml:space="preserve">.</w:t>
+      </w:r>
+    </w:p>
+    <w:p>
+      <w:pPr>
+        <w:pStyle w:val="ListParagraph"/>
+        <w:numPr>
+          <w:ilvl w:val="1"/>
+          <w:numId w:val="2"/>
+        </w:numPr>
+      </w:pPr>
+      <w:r>
+        <w:t xml:space="preserve">Bị từ chối hoặc Thầy/Cô tự hủy → vẫn học buổi đã duyệt trước đó.</w:t>
+      </w:r>
+    </w:p>
+    <w:p>
+      <w:pPr>
+        <w:pStyle w:val="ListParagraph"/>
+        <w:numPr>
+          <w:ilvl w:val="0"/>
+          <w:numId w:val="4"/>
+        </w:numPr>
+      </w:pPr>
+      <w:r>
+        <w:t xml:space="preserve">Đề nghị đổi lại đang chờ ghi </w:t>
+      </w:r>
+      <w:r>
+        <w:rPr>
+          <w:i/>
+          <w:iCs/>
+        </w:rPr>
+        <w:t xml:space="preserve">Đổi lại — đang học: …</w:t>
+      </w:r>
+      <w:r>
+        <w:t xml:space="preserve">; vẫn </w:t>
+      </w:r>
+      <w:r>
+        <w:rPr>
+          <w:b/>
+          <w:bCs/>
+        </w:rPr>
+        <w:t xml:space="preserve">Sửa</w:t>
+      </w:r>
+      <w:r>
+        <w:t xml:space="preserve"> / </w:t>
+      </w:r>
+      <w:r>
+        <w:rPr>
+          <w:b/>
+          <w:bCs/>
+        </w:rPr>
+        <w:t xml:space="preserve">Hủy đề nghị</w:t>
+      </w:r>
+      <w:r>
+        <w:t xml:space="preserve"> như đề nghị thường.</w:t>
       </w:r>
     </w:p>
     <w:p>
@@ -988,6 +1214,66 @@
           </w:p>
         </w:tc>
       </w:tr>
+      <w:tr>
+        <w:tc>
+          <w:tcPr>
+            <w:tcW w:type="dxa" w:w="3175"/>
+            <w:tcBorders>
+              <w:top w:val="single" w:color="000000" w:sz="4"/>
+              <w:left w:val="single" w:color="000000" w:sz="4"/>
+              <w:bottom w:val="single" w:color="000000" w:sz="4"/>
+              <w:right w:val="single" w:color="000000" w:sz="4"/>
+            </w:tcBorders>
+            <w:tcMar>
+              <w:top w:type="dxa" w:w="60"/>
+              <w:left w:type="dxa" w:w="100"/>
+              <w:bottom w:type="dxa" w:w="60"/>
+              <w:right w:type="dxa" w:w="100"/>
+            </w:tcMar>
+          </w:tcPr>
+          <w:p>
+            <w:pPr>
+              <w:spacing w:after="0" w:before="0"/>
+            </w:pPr>
+            <w:r>
+              <w:rPr>
+                <w:sz w:val="24"/>
+                <w:szCs w:val="24"/>
+              </w:rPr>
+              <w:t xml:space="preserve">Thầy/Cô đang học buổi này rồi</w:t>
+            </w:r>
+          </w:p>
+        </w:tc>
+        <w:tc>
+          <w:tcPr>
+            <w:tcW w:type="dxa" w:w="5896"/>
+            <w:tcBorders>
+              <w:top w:val="single" w:color="000000" w:sz="4"/>
+              <w:left w:val="single" w:color="000000" w:sz="4"/>
+              <w:bottom w:val="single" w:color="000000" w:sz="4"/>
+              <w:right w:val="single" w:color="000000" w:sz="4"/>
+            </w:tcBorders>
+            <w:tcMar>
+              <w:top w:type="dxa" w:w="60"/>
+              <w:left w:type="dxa" w:w="100"/>
+              <w:bottom w:type="dxa" w:w="60"/>
+              <w:right w:type="dxa" w:w="100"/>
+            </w:tcMar>
+          </w:tcPr>
+          <w:p>
+            <w:pPr>
+              <w:spacing w:after="0" w:before="0"/>
+            </w:pPr>
+            <w:r>
+              <w:rPr>
+                <w:sz w:val="24"/>
+                <w:szCs w:val="24"/>
+              </w:rPr>
+              <w:t xml:space="preserve">Đổi lại sang đúng buổi đang học theo đề nghị đã duyệt — chọn buổi khác.</w:t>
+            </w:r>
+          </w:p>
+        </w:tc>
+      </w:tr>
     </w:tbl>
     <w:p/>
     <w:p>
@@ -1325,6 +1611,12 @@
     </w:lvlOverride>
   </w:num>
   <w:num w:numId="3">
+    <w:abstractNumId w:val="2"/>
+    <w:lvlOverride w:ilvl="0">
+      <w:startOverride w:val="1"/>
+    </w:lvlOverride>
+  </w:num>
+  <w:num w:numId="4">
     <w:abstractNumId w:val="2"/>
     <w:lvlOverride w:ilvl="0">
       <w:startOverride w:val="1"/>

--- a/docs/huong-dan-doi-buoi-hoc-vien.docx
+++ b/docs/huong-dan-doi-buoi-hoc-vien.docx
@@ -877,6 +877,18 @@
       </w:r>
       <w:r>
         <w:t xml:space="preserve"> như đề nghị thường.</w:t>
+      </w:r>
+    </w:p>
+    <w:p>
+      <w:pPr>
+        <w:pStyle w:val="ListParagraph"/>
+        <w:numPr>
+          <w:ilvl w:val="0"/>
+          <w:numId w:val="4"/>
+        </w:numPr>
+      </w:pPr>
+      <w:r>
+        <w:t xml:space="preserve">Muốn quay về học buổi của lớp gốc: nhắn người hỗ trợ cụm hủy duyệt (trước khi buổi bắt đầu).</w:t>
       </w:r>
     </w:p>
     <w:p>

--- a/docs/huong-dan-doi-buoi-hoc-vien.docx
+++ b/docs/huong-dan-doi-buoi-hoc-vien.docx
@@ -394,6 +394,58 @@
       </w:pPr>
       <w:r>
         <w:t xml:space="preserve">Nên chọn buổi ít người đang chờ để được duyệt nhanh.</w:t>
+      </w:r>
+    </w:p>
+    <w:p>
+      <w:pPr>
+        <w:pStyle w:val="ListParagraph"/>
+        <w:numPr>
+          <w:ilvl w:val="1"/>
+          <w:numId w:val="2"/>
+        </w:numPr>
+      </w:pPr>
+      <w:r>
+        <w:t xml:space="preserve">Dòng chữ cam </w:t>
+      </w:r>
+      <w:r>
+        <w:rPr>
+          <w:b/>
+          <w:bCs/>
+        </w:rPr>
+        <w:t xml:space="preserve">⚠ Trùng giờ với Buổi … · lớp … · ngày giờ</w:t>
+      </w:r>
+      <w:r>
+        <w:t xml:space="preserve"> = buổi đó trùng giờ một buổi khác Thầy/Cô đang học. Vẫn gửi được: bấm </w:t>
+      </w:r>
+      <w:r>
+        <w:rPr>
+          <w:b/>
+          <w:bCs/>
+        </w:rPr>
+        <w:t xml:space="preserve">Gửi đề nghị</w:t>
+      </w:r>
+      <w:r>
+        <w:t xml:space="preserve"> sẽ hỏi lại — </w:t>
+      </w:r>
+      <w:r>
+        <w:rPr>
+          <w:b/>
+          <w:bCs/>
+        </w:rPr>
+        <w:t xml:space="preserve">Chọn buổi khác</w:t>
+      </w:r>
+      <w:r>
+        <w:t xml:space="preserve"> hoặc </w:t>
+      </w:r>
+      <w:r>
+        <w:rPr>
+          <w:b/>
+          <w:bCs/>
+        </w:rPr>
+        <w:t xml:space="preserve">Vẫn gửi</w:t>
+      </w:r>
+      <w:r>
+        <w:t xml:space="preserve">.</w:t>
       </w:r>
     </w:p>
     <w:p>

--- a/docs/huong-dan-doi-buoi-hoc-vien.docx
+++ b/docs/huong-dan-doi-buoi-hoc-vien.docx
@@ -154,6 +154,38 @@
       </w:r>
       <w:r>
         <w:t xml:space="preserve">.</w:t>
+      </w:r>
+    </w:p>
+    <w:p>
+      <w:pPr>
+        <w:pStyle w:val="ListParagraph"/>
+        <w:numPr>
+          <w:ilvl w:val="0"/>
+          <w:numId w:val="2"/>
+        </w:numPr>
+      </w:pPr>
+      <w:r>
+        <w:t xml:space="preserve">Buổi Thầy/Cô </w:t>
+      </w:r>
+      <w:r>
+        <w:rPr>
+          <w:b/>
+          <w:bCs/>
+        </w:rPr>
+        <w:t xml:space="preserve">đã điểm danh</w:t>
+      </w:r>
+      <w:r>
+        <w:t xml:space="preserve"> (kể cả bấm </w:t>
+      </w:r>
+      <w:r>
+        <w:rPr>
+          <w:i/>
+          <w:iCs/>
+        </w:rPr>
+        <w:t xml:space="preserve">Điểm danh &amp; vào Zoom</w:t>
+      </w:r>
+      <w:r>
+        <w:t xml:space="preserve"> trước giờ học) thì không đổi, không đổi lại được nữa.</w:t>
       </w:r>
     </w:p>
     <w:p>

--- a/docs/huong-dan-doi-buoi-hoc-vien.docx
+++ b/docs/huong-dan-doi-buoi-hoc-vien.docx
@@ -8,7 +8,7 @@
         <w:jc w:val="center"/>
       </w:pPr>
       <w:r>
-        <w:t xml:space="preserve">Hướng dẫn học viên — Đề nghị đổi buổi học</w:t>
+        <w:t xml:space="preserve">Hướng dẫn học viên — Đề nghị đổi buổi học và đăng ký học bù</w:t>
       </w:r>
     </w:p>
     <w:p>
@@ -1374,6 +1374,864 @@
     <w:p/>
     <w:p>
       <w:pPr>
+        <w:pStyle w:val="Heading2"/>
+        <w:jc w:val="left"/>
+      </w:pPr>
+      <w:r>
+        <w:t xml:space="preserve">Đăng ký học bù buổi đã vắng</w:t>
+      </w:r>
+    </w:p>
+    <w:p>
+      <w:r>
+        <w:t xml:space="preserve">Thầy/Cô </w:t>
+      </w:r>
+      <w:r>
+        <w:rPr>
+          <w:b/>
+          <w:bCs/>
+        </w:rPr>
+        <w:t xml:space="preserve">đã vắng</w:t>
+      </w:r>
+      <w:r>
+        <w:t xml:space="preserve"> một buổi (buổi đã diễn ra, không có điểm danh hoặc bị ghi </w:t>
+      </w:r>
+      <w:r>
+        <w:rPr>
+          <w:i/>
+          <w:iCs/>
+        </w:rPr>
+        <w:t xml:space="preserve">Vắng</w:t>
+      </w:r>
+      <w:r>
+        <w:t xml:space="preserve"> / </w:t>
+      </w:r>
+      <w:r>
+        <w:rPr>
+          <w:i/>
+          <w:iCs/>
+        </w:rPr>
+        <w:t xml:space="preserve">Vắng có phép</w:t>
+      </w:r>
+      <w:r>
+        <w:t xml:space="preserve">) thì có thể</w:t>
+      </w:r>
+    </w:p>
+    <w:p>
+      <w:r>
+        <w:t xml:space="preserve">đăng ký </w:t>
+      </w:r>
+      <w:r>
+        <w:rPr>
+          <w:b/>
+          <w:bCs/>
+        </w:rPr>
+        <w:t xml:space="preserve">học bù đúng buổi đó</w:t>
+      </w:r>
+      <w:r>
+        <w:t xml:space="preserve"> ở một lớp khác cùng nội dung. Chỉ dùng được khi khóa học đã mở đăng ký học bù.</w:t>
+      </w:r>
+    </w:p>
+    <w:p>
+      <w:pPr>
+        <w:pStyle w:val="ListParagraph"/>
+        <w:numPr>
+          <w:ilvl w:val="0"/>
+          <w:numId w:val="2"/>
+        </w:numPr>
+      </w:pPr>
+      <w:r>
+        <w:t xml:space="preserve">Buổi học bù phải </w:t>
+      </w:r>
+      <w:r>
+        <w:rPr>
+          <w:b/>
+          <w:bCs/>
+        </w:rPr>
+        <w:t xml:space="preserve">tương đương</w:t>
+      </w:r>
+      <w:r>
+        <w:t xml:space="preserve"> (cùng số thứ tự, giai đoạn, hình thức, mức) và </w:t>
+      </w:r>
+      <w:r>
+        <w:rPr>
+          <w:b/>
+          <w:bCs/>
+        </w:rPr>
+        <w:t xml:space="preserve">chưa bắt đầu</w:t>
+      </w:r>
+      <w:r>
+        <w:t xml:space="preserve">.</w:t>
+      </w:r>
+    </w:p>
+    <w:p>
+      <w:pPr>
+        <w:pStyle w:val="ListParagraph"/>
+        <w:numPr>
+          <w:ilvl w:val="0"/>
+          <w:numId w:val="2"/>
+        </w:numPr>
+      </w:pPr>
+      <w:r>
+        <w:t xml:space="preserve">Buổi Thầy/Cô </w:t>
+      </w:r>
+      <w:r>
+        <w:rPr>
+          <w:b/>
+          <w:bCs/>
+        </w:rPr>
+        <w:t xml:space="preserve">đã có mặt</w:t>
+      </w:r>
+      <w:r>
+        <w:t xml:space="preserve"> thì không cần học bù; buổi </w:t>
+      </w:r>
+      <w:r>
+        <w:rPr>
+          <w:b/>
+          <w:bCs/>
+        </w:rPr>
+        <w:t xml:space="preserve">đã được đổi buổi</w:t>
+      </w:r>
+      <w:r>
+        <w:t xml:space="preserve"> thì liên hệ người hỗ trợ.</w:t>
+      </w:r>
+    </w:p>
+    <w:p>
+      <w:pPr>
+        <w:pStyle w:val="ListParagraph"/>
+        <w:numPr>
+          <w:ilvl w:val="0"/>
+          <w:numId w:val="2"/>
+        </w:numPr>
+      </w:pPr>
+      <w:r>
+        <w:rPr>
+          <w:b/>
+          <w:bCs/>
+        </w:rPr>
+        <w:t xml:space="preserve">Lượt học bù tính riêng</w:t>
+      </w:r>
+      <w:r>
+        <w:t xml:space="preserve"> với lượt đổi buổi; bị từ chối hoặc đã hủy được trả lại lượt.</w:t>
+      </w:r>
+    </w:p>
+    <w:p>
+      <w:pPr>
+        <w:pStyle w:val="ListParagraph"/>
+        <w:numPr>
+          <w:ilvl w:val="0"/>
+          <w:numId w:val="2"/>
+        </w:numPr>
+      </w:pPr>
+      <w:r>
+        <w:t xml:space="preserve">Buổi vắng </w:t>
+      </w:r>
+      <w:r>
+        <w:rPr>
+          <w:b/>
+          <w:bCs/>
+        </w:rPr>
+        <w:t xml:space="preserve">vẫn ghi vắng</w:t>
+      </w:r>
+      <w:r>
+        <w:t xml:space="preserve"> trên lịch; buổi học bù được </w:t>
+      </w:r>
+      <w:r>
+        <w:rPr>
+          <w:b/>
+          <w:bCs/>
+        </w:rPr>
+        <w:t xml:space="preserve">thêm</w:t>
+      </w:r>
+      <w:r>
+        <w:t xml:space="preserve"> vào lịch với nhãn </w:t>
+      </w:r>
+      <w:r>
+        <w:rPr>
+          <w:b/>
+          <w:bCs/>
+        </w:rPr>
+        <w:t xml:space="preserve">Học bù</w:t>
+      </w:r>
+      <w:r>
+        <w:t xml:space="preserve">.</w:t>
+      </w:r>
+    </w:p>
+    <w:p>
+      <w:pPr>
+        <w:ind w:left="720"/>
+      </w:pPr>
+      <w:r>
+        <w:t xml:space="preserve">Có mặt ở buổi học bù thì buổi đó được tính </w:t>
+      </w:r>
+      <w:r>
+        <w:rPr>
+          <w:b/>
+          <w:bCs/>
+        </w:rPr>
+        <w:t xml:space="preserve">có mặt</w:t>
+      </w:r>
+      <w:r>
+        <w:t xml:space="preserve"> khi xét chuyên cần.</w:t>
+      </w:r>
+    </w:p>
+    <w:p>
+      <w:pPr>
+        <w:pStyle w:val="ListParagraph"/>
+        <w:numPr>
+          <w:ilvl w:val="0"/>
+          <w:numId w:val="5"/>
+        </w:numPr>
+      </w:pPr>
+      <w:r>
+        <w:t xml:space="preserve">Ở menu </w:t>
+      </w:r>
+      <w:r>
+        <w:rPr>
+          <w:b/>
+          <w:bCs/>
+        </w:rPr>
+        <w:t xml:space="preserve">Lớp học</w:t>
+      </w:r>
+      <w:r>
+        <w:t xml:space="preserve"> (hoặc thẻ </w:t>
+      </w:r>
+      <w:r>
+        <w:rPr>
+          <w:b/>
+          <w:bCs/>
+        </w:rPr>
+        <w:t xml:space="preserve">Buổi học sắp tới</w:t>
+      </w:r>
+      <w:r>
+        <w:t xml:space="preserve">), dưới buổi đã vắng bấm dòng chữ nhỏ </w:t>
+      </w:r>
+      <w:r>
+        <w:rPr>
+          <w:b/>
+          <w:bCs/>
+        </w:rPr>
+        <w:t xml:space="preserve">Đăng ký học bù buổi này?</w:t>
+      </w:r>
+    </w:p>
+    <w:p>
+      <w:pPr>
+        <w:pStyle w:val="ListParagraph"/>
+        <w:numPr>
+          <w:ilvl w:val="1"/>
+          <w:numId w:val="2"/>
+        </w:numPr>
+      </w:pPr>
+      <w:r>
+        <w:t xml:space="preserve">Hoặc mở đường link </w:t>
+      </w:r>
+      <w:r>
+        <w:rPr>
+          <w:rFonts w:ascii="Consolas" w:cs="Consolas" w:eastAsia="Consolas" w:hAnsi="Consolas"/>
+        </w:rPr>
+        <w:t xml:space="preserve">https://boiduongnls.hcmue.edu.vn/de-nghi-doi-buoi?loai=hoc_bu</w:t>
+      </w:r>
+    </w:p>
+    <w:p>
+      <w:pPr>
+        <w:pStyle w:val="ListParagraph"/>
+        <w:numPr>
+          <w:ilvl w:val="0"/>
+          <w:numId w:val="5"/>
+        </w:numPr>
+      </w:pPr>
+      <w:r>
+        <w:t xml:space="preserve">Trang </w:t>
+      </w:r>
+      <w:r>
+        <w:rPr>
+          <w:b/>
+          <w:bCs/>
+        </w:rPr>
+        <w:t xml:space="preserve">Đăng ký học bù</w:t>
+      </w:r>
+      <w:r>
+        <w:t xml:space="preserve"> ghi </w:t>
+      </w:r>
+      <w:r>
+        <w:rPr>
+          <w:i/>
+          <w:iCs/>
+        </w:rPr>
+        <w:t xml:space="preserve">Còn x/N lượt học bù</w:t>
+      </w:r>
+      <w:r>
+        <w:t xml:space="preserve">. Ở mục </w:t>
+      </w:r>
+      <w:r>
+        <w:rPr>
+          <w:b/>
+          <w:bCs/>
+        </w:rPr>
+        <w:t xml:space="preserve">Buổi đã vắng</w:t>
+      </w:r>
+      <w:r>
+        <w:t xml:space="preserve">: chọn buổi (nếu đi từ bước 1 thì đã chọn sẵn).</w:t>
+      </w:r>
+    </w:p>
+    <w:p>
+      <w:pPr>
+        <w:pStyle w:val="ListParagraph"/>
+        <w:numPr>
+          <w:ilvl w:val="0"/>
+          <w:numId w:val="5"/>
+        </w:numPr>
+      </w:pPr>
+      <w:r>
+        <w:t xml:space="preserve">Ở mục </w:t>
+      </w:r>
+      <w:r>
+        <w:rPr>
+          <w:b/>
+          <w:bCs/>
+        </w:rPr>
+        <w:t xml:space="preserve">Buổi muốn học bù</w:t>
+      </w:r>
+      <w:r>
+        <w:t xml:space="preserve">: chọn một buổi (sĩ số, số người đang chờ, cảnh báo trùng giờ như đổi buổi).</w:t>
+      </w:r>
+    </w:p>
+    <w:p>
+      <w:pPr>
+        <w:pStyle w:val="ListParagraph"/>
+        <w:numPr>
+          <w:ilvl w:val="0"/>
+          <w:numId w:val="5"/>
+        </w:numPr>
+      </w:pPr>
+      <w:r>
+        <w:t xml:space="preserve">Ghi </w:t>
+      </w:r>
+      <w:r>
+        <w:rPr>
+          <w:b/>
+          <w:bCs/>
+        </w:rPr>
+        <w:t xml:space="preserve">Lý do</w:t>
+      </w:r>
+      <w:r>
+        <w:t xml:space="preserve"> (5–500 ký tự), bấm </w:t>
+      </w:r>
+      <w:r>
+        <w:rPr>
+          <w:b/>
+          <w:bCs/>
+        </w:rPr>
+        <w:t xml:space="preserve">Gửi đề nghị</w:t>
+      </w:r>
+      <w:r>
+        <w:t xml:space="preserve">. Đề nghị có nhãn </w:t>
+      </w:r>
+      <w:r>
+        <w:rPr>
+          <w:b/>
+          <w:bCs/>
+        </w:rPr>
+        <w:t xml:space="preserve">Học bù</w:t>
+      </w:r>
+      <w:r>
+        <w:t xml:space="preserve">, cần người hỗ trợ duyệt.</w:t>
+      </w:r>
+    </w:p>
+    <w:p>
+      <w:pPr>
+        <w:pStyle w:val="ListParagraph"/>
+        <w:numPr>
+          <w:ilvl w:val="0"/>
+          <w:numId w:val="5"/>
+        </w:numPr>
+      </w:pPr>
+      <w:r>
+        <w:rPr>
+          <w:b/>
+          <w:bCs/>
+        </w:rPr>
+        <w:t xml:space="preserve">Đã duyệt</w:t>
+      </w:r>
+      <w:r>
+        <w:t xml:space="preserve"> → lịch có thêm buổi học bù với dòng </w:t>
+      </w:r>
+      <w:r>
+        <w:rPr>
+          <w:i/>
+          <w:iCs/>
+        </w:rPr>
+        <w:t xml:space="preserve">Học bù cho buổi n của {lớp gốc}</w:t>
+      </w:r>
+      <w:r>
+        <w:t xml:space="preserve">; Thầy/Cô đi học buổi đó</w:t>
+      </w:r>
+    </w:p>
+    <w:p>
+      <w:pPr>
+        <w:ind w:left="720"/>
+      </w:pPr>
+      <w:r>
+        <w:t xml:space="preserve">(lớp Zoom: bấm </w:t>
+      </w:r>
+      <w:r>
+        <w:rPr>
+          <w:i/>
+          <w:iCs/>
+        </w:rPr>
+        <w:t xml:space="preserve">Điểm danh &amp; vào Zoom</w:t>
+      </w:r>
+      <w:r>
+        <w:t xml:space="preserve"> ở buổi học bù như bình thường).</w:t>
+      </w:r>
+    </w:p>
+    <w:p>
+      <w:pPr>
+        <w:pStyle w:val="ListParagraph"/>
+        <w:numPr>
+          <w:ilvl w:val="0"/>
+          <w:numId w:val="5"/>
+        </w:numPr>
+      </w:pPr>
+      <w:r>
+        <w:rPr>
+          <w:b/>
+          <w:bCs/>
+        </w:rPr>
+        <w:t xml:space="preserve">Sửa</w:t>
+      </w:r>
+      <w:r>
+        <w:t xml:space="preserve">, </w:t>
+      </w:r>
+      <w:r>
+        <w:rPr>
+          <w:b/>
+          <w:bCs/>
+        </w:rPr>
+        <w:t xml:space="preserve">Hủy đề nghị</w:t>
+      </w:r>
+      <w:r>
+        <w:t xml:space="preserve">, </w:t>
+      </w:r>
+      <w:r>
+        <w:rPr>
+          <w:b/>
+          <w:bCs/>
+        </w:rPr>
+        <w:t xml:space="preserve">Đổi lại</w:t>
+      </w:r>
+      <w:r>
+        <w:t xml:space="preserve"> dùng như đổi buổi; </w:t>
+      </w:r>
+      <w:r>
+        <w:rPr>
+          <w:b/>
+          <w:bCs/>
+        </w:rPr>
+        <w:t xml:space="preserve">Đổi lại</w:t>
+      </w:r>
+      <w:r>
+        <w:t xml:space="preserve"> chỉ khi buổi học bù chưa bắt đầu.</w:t>
+      </w:r>
+    </w:p>
+    <w:tbl>
+      <w:tblPr>
+        <w:tblW w:type="dxa" w:w="9071"/>
+        <w:tblBorders>
+          <w:top w:val="single" w:color="auto" w:sz="4"/>
+          <w:left w:val="single" w:color="auto" w:sz="4"/>
+          <w:bottom w:val="single" w:color="auto" w:sz="4"/>
+          <w:right w:val="single" w:color="auto" w:sz="4"/>
+          <w:insideH w:val="single" w:color="auto" w:sz="4"/>
+          <w:insideV w:val="single" w:color="auto" w:sz="4"/>
+        </w:tblBorders>
+        <w:tblLayout w:type="fixed"/>
+      </w:tblPr>
+      <w:tblGrid>
+        <w:gridCol w:w="3175"/>
+        <w:gridCol w:w="5896"/>
+      </w:tblGrid>
+      <w:tr>
+        <w:trPr>
+          <w:tblHeader/>
+        </w:trPr>
+        <w:tc>
+          <w:tcPr>
+            <w:tcW w:type="dxa" w:w="3175"/>
+            <w:tcBorders>
+              <w:top w:val="single" w:color="000000" w:sz="4"/>
+              <w:left w:val="single" w:color="000000" w:sz="4"/>
+              <w:bottom w:val="single" w:color="000000" w:sz="4"/>
+              <w:right w:val="single" w:color="000000" w:sz="4"/>
+            </w:tcBorders>
+            <w:shd w:fill="E7EEF7" w:color="auto" w:val="clear"/>
+            <w:tcMar>
+              <w:top w:type="dxa" w:w="60"/>
+              <w:left w:type="dxa" w:w="100"/>
+              <w:bottom w:type="dxa" w:w="60"/>
+              <w:right w:type="dxa" w:w="100"/>
+            </w:tcMar>
+          </w:tcPr>
+          <w:p>
+            <w:pPr>
+              <w:spacing w:after="0" w:before="0"/>
+            </w:pPr>
+            <w:r>
+              <w:rPr>
+                <w:b/>
+                <w:bCs/>
+                <w:sz w:val="24"/>
+                <w:szCs w:val="24"/>
+              </w:rPr>
+              <w:t xml:space="preserve">Thông báo</w:t>
+            </w:r>
+          </w:p>
+        </w:tc>
+        <w:tc>
+          <w:tcPr>
+            <w:tcW w:type="dxa" w:w="5896"/>
+            <w:tcBorders>
+              <w:top w:val="single" w:color="000000" w:sz="4"/>
+              <w:left w:val="single" w:color="000000" w:sz="4"/>
+              <w:bottom w:val="single" w:color="000000" w:sz="4"/>
+              <w:right w:val="single" w:color="000000" w:sz="4"/>
+            </w:tcBorders>
+            <w:shd w:fill="E7EEF7" w:color="auto" w:val="clear"/>
+            <w:tcMar>
+              <w:top w:type="dxa" w:w="60"/>
+              <w:left w:type="dxa" w:w="100"/>
+              <w:bottom w:type="dxa" w:w="60"/>
+              <w:right w:type="dxa" w:w="100"/>
+            </w:tcMar>
+          </w:tcPr>
+          <w:p>
+            <w:pPr>
+              <w:spacing w:after="0" w:before="0"/>
+            </w:pPr>
+            <w:r>
+              <w:rPr>
+                <w:b/>
+                <w:bCs/>
+                <w:sz w:val="24"/>
+                <w:szCs w:val="24"/>
+              </w:rPr>
+              <w:t xml:space="preserve">Ý nghĩa</w:t>
+            </w:r>
+          </w:p>
+        </w:tc>
+      </w:tr>
+      <w:tr>
+        <w:tc>
+          <w:tcPr>
+            <w:tcW w:type="dxa" w:w="3175"/>
+            <w:tcBorders>
+              <w:top w:val="single" w:color="000000" w:sz="4"/>
+              <w:left w:val="single" w:color="000000" w:sz="4"/>
+              <w:bottom w:val="single" w:color="000000" w:sz="4"/>
+              <w:right w:val="single" w:color="000000" w:sz="4"/>
+            </w:tcBorders>
+            <w:tcMar>
+              <w:top w:type="dxa" w:w="60"/>
+              <w:left w:type="dxa" w:w="100"/>
+              <w:bottom w:type="dxa" w:w="60"/>
+              <w:right w:type="dxa" w:w="100"/>
+            </w:tcMar>
+          </w:tcPr>
+          <w:p>
+            <w:pPr>
+              <w:spacing w:after="0" w:before="0"/>
+            </w:pPr>
+            <w:r>
+              <w:rPr>
+                <w:sz w:val="24"/>
+                <w:szCs w:val="24"/>
+              </w:rPr>
+              <w:t xml:space="preserve">Khóa học chưa mở đăng ký học bù</w:t>
+            </w:r>
+          </w:p>
+        </w:tc>
+        <w:tc>
+          <w:tcPr>
+            <w:tcW w:type="dxa" w:w="5896"/>
+            <w:tcBorders>
+              <w:top w:val="single" w:color="000000" w:sz="4"/>
+              <w:left w:val="single" w:color="000000" w:sz="4"/>
+              <w:bottom w:val="single" w:color="000000" w:sz="4"/>
+              <w:right w:val="single" w:color="000000" w:sz="4"/>
+            </w:tcBorders>
+            <w:tcMar>
+              <w:top w:type="dxa" w:w="60"/>
+              <w:left w:type="dxa" w:w="100"/>
+              <w:bottom w:type="dxa" w:w="60"/>
+              <w:right w:type="dxa" w:w="100"/>
+            </w:tcMar>
+          </w:tcPr>
+          <w:p>
+            <w:pPr>
+              <w:spacing w:after="0" w:before="0"/>
+            </w:pPr>
+            <w:r>
+              <w:rPr>
+                <w:sz w:val="24"/>
+                <w:szCs w:val="24"/>
+              </w:rPr>
+              <w:t xml:space="preserve">Khóa chưa dùng chức năng này — liên hệ người hỗ trợ cụm.</w:t>
+            </w:r>
+          </w:p>
+        </w:tc>
+      </w:tr>
+      <w:tr>
+        <w:tc>
+          <w:tcPr>
+            <w:tcW w:type="dxa" w:w="3175"/>
+            <w:tcBorders>
+              <w:top w:val="single" w:color="000000" w:sz="4"/>
+              <w:left w:val="single" w:color="000000" w:sz="4"/>
+              <w:bottom w:val="single" w:color="000000" w:sz="4"/>
+              <w:right w:val="single" w:color="000000" w:sz="4"/>
+            </w:tcBorders>
+            <w:tcMar>
+              <w:top w:type="dxa" w:w="60"/>
+              <w:left w:type="dxa" w:w="100"/>
+              <w:bottom w:type="dxa" w:w="60"/>
+              <w:right w:type="dxa" w:w="100"/>
+            </w:tcMar>
+          </w:tcPr>
+          <w:p>
+            <w:pPr>
+              <w:spacing w:after="0" w:before="0"/>
+            </w:pPr>
+            <w:r>
+              <w:rPr>
+                <w:sz w:val="24"/>
+                <w:szCs w:val="24"/>
+              </w:rPr>
+              <w:t xml:space="preserve">Thầy/Cô đã dùng hết lượt học bù của khóa này</w:t>
+            </w:r>
+          </w:p>
+        </w:tc>
+        <w:tc>
+          <w:tcPr>
+            <w:tcW w:type="dxa" w:w="5896"/>
+            <w:tcBorders>
+              <w:top w:val="single" w:color="000000" w:sz="4"/>
+              <w:left w:val="single" w:color="000000" w:sz="4"/>
+              <w:bottom w:val="single" w:color="000000" w:sz="4"/>
+              <w:right w:val="single" w:color="000000" w:sz="4"/>
+            </w:tcBorders>
+            <w:tcMar>
+              <w:top w:type="dxa" w:w="60"/>
+              <w:left w:type="dxa" w:w="100"/>
+              <w:bottom w:type="dxa" w:w="60"/>
+              <w:right w:type="dxa" w:w="100"/>
+            </w:tcMar>
+          </w:tcPr>
+          <w:p>
+            <w:pPr>
+              <w:spacing w:after="0" w:before="0"/>
+            </w:pPr>
+            <w:r>
+              <w:rPr>
+                <w:sz w:val="24"/>
+                <w:szCs w:val="24"/>
+              </w:rPr>
+              <w:t xml:space="preserve">Đã dùng đủ số lượt học bù.</w:t>
+            </w:r>
+          </w:p>
+        </w:tc>
+      </w:tr>
+      <w:tr>
+        <w:tc>
+          <w:tcPr>
+            <w:tcW w:type="dxa" w:w="3175"/>
+            <w:tcBorders>
+              <w:top w:val="single" w:color="000000" w:sz="4"/>
+              <w:left w:val="single" w:color="000000" w:sz="4"/>
+              <w:bottom w:val="single" w:color="000000" w:sz="4"/>
+              <w:right w:val="single" w:color="000000" w:sz="4"/>
+            </w:tcBorders>
+            <w:tcMar>
+              <w:top w:type="dxa" w:w="60"/>
+              <w:left w:type="dxa" w:w="100"/>
+              <w:bottom w:type="dxa" w:w="60"/>
+              <w:right w:type="dxa" w:w="100"/>
+            </w:tcMar>
+          </w:tcPr>
+          <w:p>
+            <w:pPr>
+              <w:spacing w:after="0" w:before="0"/>
+            </w:pPr>
+            <w:r>
+              <w:rPr>
+                <w:sz w:val="24"/>
+                <w:szCs w:val="24"/>
+              </w:rPr>
+              <w:t xml:space="preserve">Buổi này chưa diễn ra — hãy dùng đổi buổi</w:t>
+            </w:r>
+          </w:p>
+        </w:tc>
+        <w:tc>
+          <w:tcPr>
+            <w:tcW w:type="dxa" w:w="5896"/>
+            <w:tcBorders>
+              <w:top w:val="single" w:color="000000" w:sz="4"/>
+              <w:left w:val="single" w:color="000000" w:sz="4"/>
+              <w:bottom w:val="single" w:color="000000" w:sz="4"/>
+              <w:right w:val="single" w:color="000000" w:sz="4"/>
+            </w:tcBorders>
+            <w:tcMar>
+              <w:top w:type="dxa" w:w="60"/>
+              <w:left w:type="dxa" w:w="100"/>
+              <w:bottom w:type="dxa" w:w="60"/>
+              <w:right w:type="dxa" w:w="100"/>
+            </w:tcMar>
+          </w:tcPr>
+          <w:p>
+            <w:pPr>
+              <w:spacing w:after="0" w:before="0"/>
+            </w:pPr>
+            <w:r>
+              <w:rPr>
+                <w:sz w:val="24"/>
+                <w:szCs w:val="24"/>
+              </w:rPr>
+              <w:t xml:space="preserve">Buổi chưa học thì dùng </w:t>
+            </w:r>
+            <w:r>
+              <w:rPr>
+                <w:i/>
+                <w:iCs/>
+                <w:sz w:val="24"/>
+                <w:szCs w:val="24"/>
+              </w:rPr>
+              <w:t xml:space="preserve">Không tham gia được buổi này?</w:t>
+            </w:r>
+          </w:p>
+        </w:tc>
+      </w:tr>
+      <w:tr>
+        <w:tc>
+          <w:tcPr>
+            <w:tcW w:type="dxa" w:w="3175"/>
+            <w:tcBorders>
+              <w:top w:val="single" w:color="000000" w:sz="4"/>
+              <w:left w:val="single" w:color="000000" w:sz="4"/>
+              <w:bottom w:val="single" w:color="000000" w:sz="4"/>
+              <w:right w:val="single" w:color="000000" w:sz="4"/>
+            </w:tcBorders>
+            <w:tcMar>
+              <w:top w:type="dxa" w:w="60"/>
+              <w:left w:type="dxa" w:w="100"/>
+              <w:bottom w:type="dxa" w:w="60"/>
+              <w:right w:type="dxa" w:w="100"/>
+            </w:tcMar>
+          </w:tcPr>
+          <w:p>
+            <w:pPr>
+              <w:spacing w:after="0" w:before="0"/>
+            </w:pPr>
+            <w:r>
+              <w:rPr>
+                <w:sz w:val="24"/>
+                <w:szCs w:val="24"/>
+              </w:rPr>
+              <w:t xml:space="preserve">Thầy/Cô đã có mặt buổi này, không cần học bù</w:t>
+            </w:r>
+          </w:p>
+        </w:tc>
+        <w:tc>
+          <w:tcPr>
+            <w:tcW w:type="dxa" w:w="5896"/>
+            <w:tcBorders>
+              <w:top w:val="single" w:color="000000" w:sz="4"/>
+              <w:left w:val="single" w:color="000000" w:sz="4"/>
+              <w:bottom w:val="single" w:color="000000" w:sz="4"/>
+              <w:right w:val="single" w:color="000000" w:sz="4"/>
+            </w:tcBorders>
+            <w:tcMar>
+              <w:top w:type="dxa" w:w="60"/>
+              <w:left w:type="dxa" w:w="100"/>
+              <w:bottom w:type="dxa" w:w="60"/>
+              <w:right w:type="dxa" w:w="100"/>
+            </w:tcMar>
+          </w:tcPr>
+          <w:p>
+            <w:pPr>
+              <w:spacing w:after="0" w:before="0"/>
+            </w:pPr>
+            <w:r>
+              <w:rPr>
+                <w:sz w:val="24"/>
+                <w:szCs w:val="24"/>
+              </w:rPr>
+              <w:t xml:space="preserve">Buổi đã được ghi có mặt.</w:t>
+            </w:r>
+          </w:p>
+        </w:tc>
+      </w:tr>
+      <w:tr>
+        <w:tc>
+          <w:tcPr>
+            <w:tcW w:type="dxa" w:w="3175"/>
+            <w:tcBorders>
+              <w:top w:val="single" w:color="000000" w:sz="4"/>
+              <w:left w:val="single" w:color="000000" w:sz="4"/>
+              <w:bottom w:val="single" w:color="000000" w:sz="4"/>
+              <w:right w:val="single" w:color="000000" w:sz="4"/>
+            </w:tcBorders>
+            <w:tcMar>
+              <w:top w:type="dxa" w:w="60"/>
+              <w:left w:type="dxa" w:w="100"/>
+              <w:bottom w:type="dxa" w:w="60"/>
+              <w:right w:type="dxa" w:w="100"/>
+            </w:tcMar>
+          </w:tcPr>
+          <w:p>
+            <w:pPr>
+              <w:spacing w:after="0" w:before="0"/>
+            </w:pPr>
+            <w:r>
+              <w:rPr>
+                <w:sz w:val="24"/>
+                <w:szCs w:val="24"/>
+              </w:rPr>
+              <w:t xml:space="preserve">Buổi này đã được đổi, liên hệ người hỗ trợ</w:t>
+            </w:r>
+          </w:p>
+        </w:tc>
+        <w:tc>
+          <w:tcPr>
+            <w:tcW w:type="dxa" w:w="5896"/>
+            <w:tcBorders>
+              <w:top w:val="single" w:color="000000" w:sz="4"/>
+              <w:left w:val="single" w:color="000000" w:sz="4"/>
+              <w:bottom w:val="single" w:color="000000" w:sz="4"/>
+              <w:right w:val="single" w:color="000000" w:sz="4"/>
+            </w:tcBorders>
+            <w:tcMar>
+              <w:top w:type="dxa" w:w="60"/>
+              <w:left w:type="dxa" w:w="100"/>
+              <w:bottom w:type="dxa" w:w="60"/>
+              <w:right w:type="dxa" w:w="100"/>
+            </w:tcMar>
+          </w:tcPr>
+          <w:p>
+            <w:pPr>
+              <w:spacing w:after="0" w:before="0"/>
+            </w:pPr>
+            <w:r>
+              <w:rPr>
+                <w:sz w:val="24"/>
+                <w:szCs w:val="24"/>
+              </w:rPr>
+              <w:t xml:space="preserve">Buổi đã có đề nghị đổi buổi được duyệt.</w:t>
+            </w:r>
+          </w:p>
+        </w:tc>
+      </w:tr>
+    </w:tbl>
+    <w:p/>
+    <w:p>
+      <w:pPr>
         <w:pBdr>
           <w:bottom w:val="single" w:color="999999" w:sz="6" w:space="1"/>
         </w:pBdr>
@@ -1484,6 +2342,96 @@
           <w:szCs w:val="24"/>
         </w:rPr>
         <w:t xml:space="preserve">Lưu ý: sửa đề nghị sẽ về cuối hàng chờ; mỗi khóa có giới hạn số lượt đổi.</w:t>
+      </w:r>
+    </w:p>
+    <w:p/>
+    <w:p>
+      <w:r>
+        <w:t xml:space="preserve">Học bù (khi Thầy/Cô đã vắng một buổi):</w:t>
+      </w:r>
+    </w:p>
+    <w:p>
+      <w:pPr>
+        <w:shd w:fill="F2F2F2" w:color="auto" w:val="clear"/>
+        <w:spacing w:after="0" w:before="0"/>
+        <w:ind w:left="284"/>
+      </w:pPr>
+      <w:r>
+        <w:rPr>
+          <w:sz w:val="24"/>
+          <w:szCs w:val="24"/>
+        </w:rPr>
+        <w:t xml:space="preserve">Kính gửi Thầy/Cô,</w:t>
+      </w:r>
+    </w:p>
+    <w:p>
+      <w:pPr>
+        <w:shd w:fill="F2F2F2" w:color="auto" w:val="clear"/>
+        <w:spacing w:after="0" w:before="0"/>
+        <w:ind w:left="284"/>
+      </w:pPr>
+      <w:r>
+        <w:rPr>
+          <w:sz w:val="24"/>
+          <w:szCs w:val="24"/>
+        </w:rPr>
+        <w:t xml:space="preserve">Nếu Thầy/Cô đã vắng một buổi học, có thể đăng ký học bù buổi đó ở lớp khác:</w:t>
+      </w:r>
+    </w:p>
+    <w:p>
+      <w:pPr>
+        <w:shd w:fill="F2F2F2" w:color="auto" w:val="clear"/>
+        <w:spacing w:after="0" w:before="0"/>
+        <w:ind w:left="284"/>
+      </w:pPr>
+      <w:r>
+        <w:rPr>
+          <w:sz w:val="24"/>
+          <w:szCs w:val="24"/>
+        </w:rPr>
+        <w:t xml:space="preserve">1) Đăng nhập https://boiduongnls.hcmue.edu.vn/de-nghi-doi-buoi?loai=hoc_bu</w:t>
+      </w:r>
+    </w:p>
+    <w:p>
+      <w:pPr>
+        <w:shd w:fill="F2F2F2" w:color="auto" w:val="clear"/>
+        <w:spacing w:after="0" w:before="0"/>
+        <w:ind w:left="284"/>
+      </w:pPr>
+      <w:r>
+        <w:rPr>
+          <w:sz w:val="24"/>
+          <w:szCs w:val="24"/>
+        </w:rPr>
+        <w:t xml:space="preserve">   (hoặc bấm "Đăng ký học bù buổi này?" dưới buổi đã vắng ở mục Lớp học)</w:t>
+      </w:r>
+    </w:p>
+    <w:p>
+      <w:pPr>
+        <w:shd w:fill="F2F2F2" w:color="auto" w:val="clear"/>
+        <w:spacing w:after="0" w:before="0"/>
+        <w:ind w:left="284"/>
+      </w:pPr>
+      <w:r>
+        <w:rPr>
+          <w:sz w:val="24"/>
+          <w:szCs w:val="24"/>
+        </w:rPr>
+        <w:t xml:space="preserve">2) Chọn buổi đã vắng → chọn buổi muốn học bù → ghi lý do → bấm "Gửi đề nghị"</w:t>
+      </w:r>
+    </w:p>
+    <w:p>
+      <w:pPr>
+        <w:shd w:fill="F2F2F2" w:color="auto" w:val="clear"/>
+        <w:spacing w:after="0" w:before="0"/>
+        <w:ind w:left="284"/>
+      </w:pPr>
+      <w:r>
+        <w:rPr>
+          <w:sz w:val="24"/>
+          <w:szCs w:val="24"/>
+        </w:rPr>
+        <w:t xml:space="preserve">Chỉ khi thấy "Đã duyệt" Thầy/Cô mới đi học buổi học bù. Mỗi khóa có giới hạn số lượt học bù.</w:t>
       </w:r>
     </w:p>
     <w:p/>
@@ -1713,6 +2661,12 @@
     </w:lvlOverride>
   </w:num>
   <w:num w:numId="4">
+    <w:abstractNumId w:val="2"/>
+    <w:lvlOverride w:ilvl="0">
+      <w:startOverride w:val="1"/>
+    </w:lvlOverride>
+  </w:num>
+  <w:num w:numId="5">
     <w:abstractNumId w:val="2"/>
     <w:lvlOverride w:ilvl="0">
       <w:startOverride w:val="1"/>
